--- a/clients/cbl/crowdstrike/monthly/2026-04/CBL-CrowdStrike-Activity-2026-04.docx
+++ b/clients/cbl/crowdstrike/monthly/2026-04/CBL-CrowdStrike-Activity-2026-04.docx
@@ -95,7 +95,7 @@
       <w:tr>
         <w:tc>
           <w:tcPr>
-            <w:tcW w:type="dxa" w:w="3744"/>
+            <w:tcW w:type="dxa" w:w="3528"/>
             <w:tcBorders>
               <w:top w:val="nil"/>
               <w:left w:val="nil"/>
@@ -133,7 +133,7 @@
         </w:tc>
         <w:tc>
           <w:tcPr>
-            <w:tcW w:type="dxa" w:w="3744"/>
+            <w:tcW w:type="dxa" w:w="3528"/>
             <w:tcBorders>
               <w:top w:val="nil"/>
               <w:left w:val="nil"/>
@@ -1607,7 +1607,7 @@
         </w:tc>
         <w:tc>
           <w:tcPr>
-            <w:tcW w:type="dxa" w:w="2592"/>
+            <w:tcW w:type="dxa" w:w="2448"/>
             <w:shd w:val="clear" w:color="auto" w:fill="006DB6"/>
             <w:tcBorders>
               <w:top w:val="single" w:sz="4" w:color="E9ECEF"/>
@@ -1634,7 +1634,7 @@
         </w:tc>
         <w:tc>
           <w:tcPr>
-            <w:tcW w:type="dxa" w:w="1872"/>
+            <w:tcW w:type="dxa" w:w="1728"/>
             <w:shd w:val="clear" w:color="auto" w:fill="006DB6"/>
             <w:tcBorders>
               <w:top w:val="single" w:sz="4" w:color="E9ECEF"/>
@@ -1661,7 +1661,7 @@
         </w:tc>
         <w:tc>
           <w:tcPr>
-            <w:tcW w:type="dxa" w:w="1872"/>
+            <w:tcW w:type="dxa" w:w="1728"/>
             <w:shd w:val="clear" w:color="auto" w:fill="006DB6"/>
             <w:tcBorders>
               <w:top w:val="single" w:sz="4" w:color="E9ECEF"/>
@@ -1737,7 +1737,7 @@
                 <w:color w:val="59595B"/>
                 <w:sz w:val="19"/>
               </w:rPr>
-              <w:t>2026-04-25</w:t>
+              <w:t>—</w:t>
             </w:r>
           </w:p>
         </w:tc>
@@ -1769,7 +1769,7 @@
         </w:tc>
         <w:tc>
           <w:tcPr>
-            <w:tcW w:type="dxa" w:w="2592"/>
+            <w:tcW w:type="dxa" w:w="2448"/>
             <w:tcBorders>
               <w:top w:val="single" w:sz="4" w:color="E9ECEF"/>
               <w:left w:val="single" w:sz="4" w:color="E9ECEF"/>
@@ -1795,7 +1795,7 @@
         </w:tc>
         <w:tc>
           <w:tcPr>
-            <w:tcW w:type="dxa" w:w="1872"/>
+            <w:tcW w:type="dxa" w:w="1728"/>
             <w:tcBorders>
               <w:top w:val="single" w:sz="4" w:color="E9ECEF"/>
               <w:left w:val="single" w:sz="4" w:color="E9ECEF"/>
@@ -1821,7 +1821,7 @@
         </w:tc>
         <w:tc>
           <w:tcPr>
-            <w:tcW w:type="dxa" w:w="1872"/>
+            <w:tcW w:type="dxa" w:w="1728"/>
             <w:tcBorders>
               <w:top w:val="single" w:sz="4" w:color="E9ECEF"/>
               <w:left w:val="single" w:sz="4" w:color="E9ECEF"/>
@@ -1896,7 +1896,7 @@
                 <w:color w:val="59595B"/>
                 <w:sz w:val="19"/>
               </w:rPr>
-              <w:t>2026-04-18</w:t>
+              <w:t>—</w:t>
             </w:r>
           </w:p>
         </w:tc>
@@ -1929,7 +1929,7 @@
         </w:tc>
         <w:tc>
           <w:tcPr>
-            <w:tcW w:type="dxa" w:w="2592"/>
+            <w:tcW w:type="dxa" w:w="2448"/>
             <w:shd w:val="clear" w:color="auto" w:fill="F8F9FA"/>
             <w:tcBorders>
               <w:top w:val="single" w:sz="4" w:color="E9ECEF"/>
@@ -1956,7 +1956,7 @@
         </w:tc>
         <w:tc>
           <w:tcPr>
-            <w:tcW w:type="dxa" w:w="1872"/>
+            <w:tcW w:type="dxa" w:w="1728"/>
             <w:shd w:val="clear" w:color="auto" w:fill="F8F9FA"/>
             <w:tcBorders>
               <w:top w:val="single" w:sz="4" w:color="E9ECEF"/>
@@ -1983,7 +1983,7 @@
         </w:tc>
         <w:tc>
           <w:tcPr>
-            <w:tcW w:type="dxa" w:w="1872"/>
+            <w:tcW w:type="dxa" w:w="1728"/>
             <w:shd w:val="clear" w:color="auto" w:fill="F8F9FA"/>
             <w:tcBorders>
               <w:top w:val="single" w:sz="4" w:color="E9ECEF"/>
@@ -2059,7 +2059,7 @@
                 <w:color w:val="59595B"/>
                 <w:sz w:val="19"/>
               </w:rPr>
-              <w:t>2026-04-25</w:t>
+              <w:t>—</w:t>
             </w:r>
           </w:p>
         </w:tc>
@@ -2091,7 +2091,7 @@
         </w:tc>
         <w:tc>
           <w:tcPr>
-            <w:tcW w:type="dxa" w:w="2592"/>
+            <w:tcW w:type="dxa" w:w="2448"/>
             <w:tcBorders>
               <w:top w:val="single" w:sz="4" w:color="E9ECEF"/>
               <w:left w:val="single" w:sz="4" w:color="E9ECEF"/>
@@ -2117,7 +2117,7 @@
         </w:tc>
         <w:tc>
           <w:tcPr>
-            <w:tcW w:type="dxa" w:w="1872"/>
+            <w:tcW w:type="dxa" w:w="1728"/>
             <w:tcBorders>
               <w:top w:val="single" w:sz="4" w:color="E9ECEF"/>
               <w:left w:val="single" w:sz="4" w:color="E9ECEF"/>
@@ -2143,7 +2143,7 @@
         </w:tc>
         <w:tc>
           <w:tcPr>
-            <w:tcW w:type="dxa" w:w="1872"/>
+            <w:tcW w:type="dxa" w:w="1728"/>
             <w:tcBorders>
               <w:top w:val="single" w:sz="4" w:color="E9ECEF"/>
               <w:left w:val="single" w:sz="4" w:color="E9ECEF"/>
@@ -2218,7 +2218,7 @@
                 <w:color w:val="59595B"/>
                 <w:sz w:val="19"/>
               </w:rPr>
-              <w:t>2026-04-25</w:t>
+              <w:t>—</w:t>
             </w:r>
           </w:p>
         </w:tc>
@@ -2251,7 +2251,7 @@
         </w:tc>
         <w:tc>
           <w:tcPr>
-            <w:tcW w:type="dxa" w:w="2592"/>
+            <w:tcW w:type="dxa" w:w="2448"/>
             <w:shd w:val="clear" w:color="auto" w:fill="F8F9FA"/>
             <w:tcBorders>
               <w:top w:val="single" w:sz="4" w:color="E9ECEF"/>
@@ -2278,7 +2278,7 @@
         </w:tc>
         <w:tc>
           <w:tcPr>
-            <w:tcW w:type="dxa" w:w="1872"/>
+            <w:tcW w:type="dxa" w:w="1728"/>
             <w:shd w:val="clear" w:color="auto" w:fill="F8F9FA"/>
             <w:tcBorders>
               <w:top w:val="single" w:sz="4" w:color="E9ECEF"/>
@@ -2305,7 +2305,7 @@
         </w:tc>
         <w:tc>
           <w:tcPr>
-            <w:tcW w:type="dxa" w:w="1872"/>
+            <w:tcW w:type="dxa" w:w="1728"/>
             <w:shd w:val="clear" w:color="auto" w:fill="F8F9FA"/>
             <w:tcBorders>
               <w:top w:val="single" w:sz="4" w:color="E9ECEF"/>
@@ -2381,7 +2381,7 @@
                 <w:color w:val="59595B"/>
                 <w:sz w:val="19"/>
               </w:rPr>
-              <w:t>2026-04-25</w:t>
+              <w:t>—</w:t>
             </w:r>
           </w:p>
         </w:tc>
@@ -2413,7 +2413,7 @@
         </w:tc>
         <w:tc>
           <w:tcPr>
-            <w:tcW w:type="dxa" w:w="2592"/>
+            <w:tcW w:type="dxa" w:w="2448"/>
             <w:tcBorders>
               <w:top w:val="single" w:sz="4" w:color="E9ECEF"/>
               <w:left w:val="single" w:sz="4" w:color="E9ECEF"/>
@@ -2439,7 +2439,7 @@
         </w:tc>
         <w:tc>
           <w:tcPr>
-            <w:tcW w:type="dxa" w:w="1872"/>
+            <w:tcW w:type="dxa" w:w="1728"/>
             <w:tcBorders>
               <w:top w:val="single" w:sz="4" w:color="E9ECEF"/>
               <w:left w:val="single" w:sz="4" w:color="E9ECEF"/>
@@ -2465,7 +2465,7 @@
         </w:tc>
         <w:tc>
           <w:tcPr>
-            <w:tcW w:type="dxa" w:w="1872"/>
+            <w:tcW w:type="dxa" w:w="1728"/>
             <w:tcBorders>
               <w:top w:val="single" w:sz="4" w:color="E9ECEF"/>
               <w:left w:val="single" w:sz="4" w:color="E9ECEF"/>
@@ -2540,7 +2540,7 @@
                 <w:color w:val="59595B"/>
                 <w:sz w:val="19"/>
               </w:rPr>
-              <w:t>2026-04-09</w:t>
+              <w:t>—</w:t>
             </w:r>
           </w:p>
         </w:tc>
@@ -2573,7 +2573,7 @@
         </w:tc>
         <w:tc>
           <w:tcPr>
-            <w:tcW w:type="dxa" w:w="2592"/>
+            <w:tcW w:type="dxa" w:w="2448"/>
             <w:shd w:val="clear" w:color="auto" w:fill="F8F9FA"/>
             <w:tcBorders>
               <w:top w:val="single" w:sz="4" w:color="E9ECEF"/>
@@ -2600,7 +2600,7 @@
         </w:tc>
         <w:tc>
           <w:tcPr>
-            <w:tcW w:type="dxa" w:w="1872"/>
+            <w:tcW w:type="dxa" w:w="1728"/>
             <w:shd w:val="clear" w:color="auto" w:fill="F8F9FA"/>
             <w:tcBorders>
               <w:top w:val="single" w:sz="4" w:color="E9ECEF"/>
@@ -2627,7 +2627,7 @@
         </w:tc>
         <w:tc>
           <w:tcPr>
-            <w:tcW w:type="dxa" w:w="1872"/>
+            <w:tcW w:type="dxa" w:w="1728"/>
             <w:shd w:val="clear" w:color="auto" w:fill="F8F9FA"/>
             <w:tcBorders>
               <w:top w:val="single" w:sz="4" w:color="E9ECEF"/>
@@ -2703,7 +2703,7 @@
                 <w:color w:val="59595B"/>
                 <w:sz w:val="19"/>
               </w:rPr>
-              <w:t>2026-04-18</w:t>
+              <w:t>—</w:t>
             </w:r>
           </w:p>
         </w:tc>
@@ -2735,7 +2735,7 @@
         </w:tc>
         <w:tc>
           <w:tcPr>
-            <w:tcW w:type="dxa" w:w="2592"/>
+            <w:tcW w:type="dxa" w:w="2448"/>
             <w:tcBorders>
               <w:top w:val="single" w:sz="4" w:color="E9ECEF"/>
               <w:left w:val="single" w:sz="4" w:color="E9ECEF"/>
@@ -2761,7 +2761,7 @@
         </w:tc>
         <w:tc>
           <w:tcPr>
-            <w:tcW w:type="dxa" w:w="1872"/>
+            <w:tcW w:type="dxa" w:w="1728"/>
             <w:tcBorders>
               <w:top w:val="single" w:sz="4" w:color="E9ECEF"/>
               <w:left w:val="single" w:sz="4" w:color="E9ECEF"/>
@@ -2787,7 +2787,7 @@
         </w:tc>
         <w:tc>
           <w:tcPr>
-            <w:tcW w:type="dxa" w:w="1872"/>
+            <w:tcW w:type="dxa" w:w="1728"/>
             <w:tcBorders>
               <w:top w:val="single" w:sz="4" w:color="E9ECEF"/>
               <w:left w:val="single" w:sz="4" w:color="E9ECEF"/>
@@ -2862,7 +2862,7 @@
                 <w:color w:val="59595B"/>
                 <w:sz w:val="19"/>
               </w:rPr>
-              <w:t>2026-04-18</w:t>
+              <w:t>—</w:t>
             </w:r>
           </w:p>
         </w:tc>
@@ -2895,7 +2895,7 @@
         </w:tc>
         <w:tc>
           <w:tcPr>
-            <w:tcW w:type="dxa" w:w="2592"/>
+            <w:tcW w:type="dxa" w:w="2448"/>
             <w:shd w:val="clear" w:color="auto" w:fill="F8F9FA"/>
             <w:tcBorders>
               <w:top w:val="single" w:sz="4" w:color="E9ECEF"/>
@@ -2922,7 +2922,7 @@
         </w:tc>
         <w:tc>
           <w:tcPr>
-            <w:tcW w:type="dxa" w:w="1872"/>
+            <w:tcW w:type="dxa" w:w="1728"/>
             <w:shd w:val="clear" w:color="auto" w:fill="F8F9FA"/>
             <w:tcBorders>
               <w:top w:val="single" w:sz="4" w:color="E9ECEF"/>
@@ -2949,7 +2949,7 @@
         </w:tc>
         <w:tc>
           <w:tcPr>
-            <w:tcW w:type="dxa" w:w="1872"/>
+            <w:tcW w:type="dxa" w:w="1728"/>
             <w:shd w:val="clear" w:color="auto" w:fill="F8F9FA"/>
             <w:tcBorders>
               <w:top w:val="single" w:sz="4" w:color="E9ECEF"/>
@@ -3025,7 +3025,7 @@
                 <w:color w:val="59595B"/>
                 <w:sz w:val="19"/>
               </w:rPr>
-              <w:t>2026-04-09</w:t>
+              <w:t>—</w:t>
             </w:r>
           </w:p>
         </w:tc>
@@ -3057,7 +3057,7 @@
         </w:tc>
         <w:tc>
           <w:tcPr>
-            <w:tcW w:type="dxa" w:w="2592"/>
+            <w:tcW w:type="dxa" w:w="2448"/>
             <w:tcBorders>
               <w:top w:val="single" w:sz="4" w:color="E9ECEF"/>
               <w:left w:val="single" w:sz="4" w:color="E9ECEF"/>
@@ -3083,7 +3083,7 @@
         </w:tc>
         <w:tc>
           <w:tcPr>
-            <w:tcW w:type="dxa" w:w="1872"/>
+            <w:tcW w:type="dxa" w:w="1728"/>
             <w:tcBorders>
               <w:top w:val="single" w:sz="4" w:color="E9ECEF"/>
               <w:left w:val="single" w:sz="4" w:color="E9ECEF"/>
@@ -3109,7 +3109,7 @@
         </w:tc>
         <w:tc>
           <w:tcPr>
-            <w:tcW w:type="dxa" w:w="1872"/>
+            <w:tcW w:type="dxa" w:w="1728"/>
             <w:tcBorders>
               <w:top w:val="single" w:sz="4" w:color="E9ECEF"/>
               <w:left w:val="single" w:sz="4" w:color="E9ECEF"/>
@@ -3184,7 +3184,7 @@
                 <w:color w:val="59595B"/>
                 <w:sz w:val="19"/>
               </w:rPr>
-              <w:t>2026-04-18</w:t>
+              <w:t>—</w:t>
             </w:r>
           </w:p>
         </w:tc>
@@ -3217,7 +3217,7 @@
         </w:tc>
         <w:tc>
           <w:tcPr>
-            <w:tcW w:type="dxa" w:w="2592"/>
+            <w:tcW w:type="dxa" w:w="2448"/>
             <w:shd w:val="clear" w:color="auto" w:fill="F8F9FA"/>
             <w:tcBorders>
               <w:top w:val="single" w:sz="4" w:color="E9ECEF"/>
@@ -3244,7 +3244,7 @@
         </w:tc>
         <w:tc>
           <w:tcPr>
-            <w:tcW w:type="dxa" w:w="1872"/>
+            <w:tcW w:type="dxa" w:w="1728"/>
             <w:shd w:val="clear" w:color="auto" w:fill="F8F9FA"/>
             <w:tcBorders>
               <w:top w:val="single" w:sz="4" w:color="E9ECEF"/>
@@ -3271,7 +3271,7 @@
         </w:tc>
         <w:tc>
           <w:tcPr>
-            <w:tcW w:type="dxa" w:w="1872"/>
+            <w:tcW w:type="dxa" w:w="1728"/>
             <w:shd w:val="clear" w:color="auto" w:fill="F8F9FA"/>
             <w:tcBorders>
               <w:top w:val="single" w:sz="4" w:color="E9ECEF"/>
@@ -3347,7 +3347,7 @@
                 <w:color w:val="59595B"/>
                 <w:sz w:val="19"/>
               </w:rPr>
-              <w:t>2026-04-12</w:t>
+              <w:t>—</w:t>
             </w:r>
           </w:p>
         </w:tc>
@@ -3379,7 +3379,7 @@
         </w:tc>
         <w:tc>
           <w:tcPr>
-            <w:tcW w:type="dxa" w:w="2592"/>
+            <w:tcW w:type="dxa" w:w="2448"/>
             <w:tcBorders>
               <w:top w:val="single" w:sz="4" w:color="E9ECEF"/>
               <w:left w:val="single" w:sz="4" w:color="E9ECEF"/>
@@ -3405,7 +3405,7 @@
         </w:tc>
         <w:tc>
           <w:tcPr>
-            <w:tcW w:type="dxa" w:w="1872"/>
+            <w:tcW w:type="dxa" w:w="1728"/>
             <w:tcBorders>
               <w:top w:val="single" w:sz="4" w:color="E9ECEF"/>
               <w:left w:val="single" w:sz="4" w:color="E9ECEF"/>
@@ -3431,7 +3431,7 @@
         </w:tc>
         <w:tc>
           <w:tcPr>
-            <w:tcW w:type="dxa" w:w="1872"/>
+            <w:tcW w:type="dxa" w:w="1728"/>
             <w:tcBorders>
               <w:top w:val="single" w:sz="4" w:color="E9ECEF"/>
               <w:left w:val="single" w:sz="4" w:color="E9ECEF"/>
@@ -3506,7 +3506,7 @@
                 <w:color w:val="59595B"/>
                 <w:sz w:val="19"/>
               </w:rPr>
-              <w:t>2026-04-09</w:t>
+              <w:t>—</w:t>
             </w:r>
           </w:p>
         </w:tc>
@@ -3539,7 +3539,7 @@
         </w:tc>
         <w:tc>
           <w:tcPr>
-            <w:tcW w:type="dxa" w:w="2592"/>
+            <w:tcW w:type="dxa" w:w="2448"/>
             <w:shd w:val="clear" w:color="auto" w:fill="F8F9FA"/>
             <w:tcBorders>
               <w:top w:val="single" w:sz="4" w:color="E9ECEF"/>
@@ -3566,7 +3566,7 @@
         </w:tc>
         <w:tc>
           <w:tcPr>
-            <w:tcW w:type="dxa" w:w="1872"/>
+            <w:tcW w:type="dxa" w:w="1728"/>
             <w:shd w:val="clear" w:color="auto" w:fill="F8F9FA"/>
             <w:tcBorders>
               <w:top w:val="single" w:sz="4" w:color="E9ECEF"/>
@@ -3593,7 +3593,7 @@
         </w:tc>
         <w:tc>
           <w:tcPr>
-            <w:tcW w:type="dxa" w:w="1872"/>
+            <w:tcW w:type="dxa" w:w="1728"/>
             <w:shd w:val="clear" w:color="auto" w:fill="F8F9FA"/>
             <w:tcBorders>
               <w:top w:val="single" w:sz="4" w:color="E9ECEF"/>
@@ -3669,7 +3669,7 @@
                 <w:color w:val="59595B"/>
                 <w:sz w:val="19"/>
               </w:rPr>
-              <w:t>2026-04-09</w:t>
+              <w:t>—</w:t>
             </w:r>
           </w:p>
         </w:tc>
@@ -3701,7 +3701,7 @@
         </w:tc>
         <w:tc>
           <w:tcPr>
-            <w:tcW w:type="dxa" w:w="2592"/>
+            <w:tcW w:type="dxa" w:w="2448"/>
             <w:tcBorders>
               <w:top w:val="single" w:sz="4" w:color="E9ECEF"/>
               <w:left w:val="single" w:sz="4" w:color="E9ECEF"/>
@@ -3727,7 +3727,7 @@
         </w:tc>
         <w:tc>
           <w:tcPr>
-            <w:tcW w:type="dxa" w:w="1872"/>
+            <w:tcW w:type="dxa" w:w="1728"/>
             <w:tcBorders>
               <w:top w:val="single" w:sz="4" w:color="E9ECEF"/>
               <w:left w:val="single" w:sz="4" w:color="E9ECEF"/>
@@ -3753,7 +3753,7 @@
         </w:tc>
         <w:tc>
           <w:tcPr>
-            <w:tcW w:type="dxa" w:w="1872"/>
+            <w:tcW w:type="dxa" w:w="1728"/>
             <w:tcBorders>
               <w:top w:val="single" w:sz="4" w:color="E9ECEF"/>
               <w:left w:val="single" w:sz="4" w:color="E9ECEF"/>
@@ -3828,7 +3828,7 @@
                 <w:color w:val="59595B"/>
                 <w:sz w:val="19"/>
               </w:rPr>
-              <w:t>2026-04-09</w:t>
+              <w:t>—</w:t>
             </w:r>
           </w:p>
         </w:tc>
@@ -3861,7 +3861,7 @@
         </w:tc>
         <w:tc>
           <w:tcPr>
-            <w:tcW w:type="dxa" w:w="2592"/>
+            <w:tcW w:type="dxa" w:w="2448"/>
             <w:shd w:val="clear" w:color="auto" w:fill="F8F9FA"/>
             <w:tcBorders>
               <w:top w:val="single" w:sz="4" w:color="E9ECEF"/>
@@ -3888,7 +3888,7 @@
         </w:tc>
         <w:tc>
           <w:tcPr>
-            <w:tcW w:type="dxa" w:w="1872"/>
+            <w:tcW w:type="dxa" w:w="1728"/>
             <w:shd w:val="clear" w:color="auto" w:fill="F8F9FA"/>
             <w:tcBorders>
               <w:top w:val="single" w:sz="4" w:color="E9ECEF"/>
@@ -3915,7 +3915,7 @@
         </w:tc>
         <w:tc>
           <w:tcPr>
-            <w:tcW w:type="dxa" w:w="1872"/>
+            <w:tcW w:type="dxa" w:w="1728"/>
             <w:shd w:val="clear" w:color="auto" w:fill="F8F9FA"/>
             <w:tcBorders>
               <w:top w:val="single" w:sz="4" w:color="E9ECEF"/>
@@ -3991,7 +3991,7 @@
                 <w:color w:val="59595B"/>
                 <w:sz w:val="19"/>
               </w:rPr>
-              <w:t>2026-04-18</w:t>
+              <w:t>—</w:t>
             </w:r>
           </w:p>
         </w:tc>
@@ -4023,7 +4023,7 @@
         </w:tc>
         <w:tc>
           <w:tcPr>
-            <w:tcW w:type="dxa" w:w="2592"/>
+            <w:tcW w:type="dxa" w:w="2448"/>
             <w:tcBorders>
               <w:top w:val="single" w:sz="4" w:color="E9ECEF"/>
               <w:left w:val="single" w:sz="4" w:color="E9ECEF"/>
@@ -4049,7 +4049,7 @@
         </w:tc>
         <w:tc>
           <w:tcPr>
-            <w:tcW w:type="dxa" w:w="1872"/>
+            <w:tcW w:type="dxa" w:w="1728"/>
             <w:tcBorders>
               <w:top w:val="single" w:sz="4" w:color="E9ECEF"/>
               <w:left w:val="single" w:sz="4" w:color="E9ECEF"/>
@@ -4075,7 +4075,7 @@
         </w:tc>
         <w:tc>
           <w:tcPr>
-            <w:tcW w:type="dxa" w:w="1872"/>
+            <w:tcW w:type="dxa" w:w="1728"/>
             <w:tcBorders>
               <w:top w:val="single" w:sz="4" w:color="E9ECEF"/>
               <w:left w:val="single" w:sz="4" w:color="E9ECEF"/>
@@ -4150,7 +4150,7 @@
                 <w:color w:val="59595B"/>
                 <w:sz w:val="19"/>
               </w:rPr>
-              <w:t>2026-04-12</w:t>
+              <w:t>—</w:t>
             </w:r>
           </w:p>
         </w:tc>
@@ -4183,7 +4183,7 @@
         </w:tc>
         <w:tc>
           <w:tcPr>
-            <w:tcW w:type="dxa" w:w="2592"/>
+            <w:tcW w:type="dxa" w:w="2448"/>
             <w:shd w:val="clear" w:color="auto" w:fill="F8F9FA"/>
             <w:tcBorders>
               <w:top w:val="single" w:sz="4" w:color="E9ECEF"/>
@@ -4210,7 +4210,7 @@
         </w:tc>
         <w:tc>
           <w:tcPr>
-            <w:tcW w:type="dxa" w:w="1872"/>
+            <w:tcW w:type="dxa" w:w="1728"/>
             <w:shd w:val="clear" w:color="auto" w:fill="F8F9FA"/>
             <w:tcBorders>
               <w:top w:val="single" w:sz="4" w:color="E9ECEF"/>
@@ -4237,7 +4237,7 @@
         </w:tc>
         <w:tc>
           <w:tcPr>
-            <w:tcW w:type="dxa" w:w="1872"/>
+            <w:tcW w:type="dxa" w:w="1728"/>
             <w:shd w:val="clear" w:color="auto" w:fill="F8F9FA"/>
             <w:tcBorders>
               <w:top w:val="single" w:sz="4" w:color="E9ECEF"/>
@@ -4313,7 +4313,7 @@
                 <w:color w:val="59595B"/>
                 <w:sz w:val="19"/>
               </w:rPr>
-              <w:t>2026-04-18</w:t>
+              <w:t>—</w:t>
             </w:r>
           </w:p>
         </w:tc>
@@ -4345,7 +4345,7 @@
         </w:tc>
         <w:tc>
           <w:tcPr>
-            <w:tcW w:type="dxa" w:w="2592"/>
+            <w:tcW w:type="dxa" w:w="2448"/>
             <w:tcBorders>
               <w:top w:val="single" w:sz="4" w:color="E9ECEF"/>
               <w:left w:val="single" w:sz="4" w:color="E9ECEF"/>
@@ -4371,7 +4371,7 @@
         </w:tc>
         <w:tc>
           <w:tcPr>
-            <w:tcW w:type="dxa" w:w="1872"/>
+            <w:tcW w:type="dxa" w:w="1728"/>
             <w:tcBorders>
               <w:top w:val="single" w:sz="4" w:color="E9ECEF"/>
               <w:left w:val="single" w:sz="4" w:color="E9ECEF"/>
@@ -4397,7 +4397,7 @@
         </w:tc>
         <w:tc>
           <w:tcPr>
-            <w:tcW w:type="dxa" w:w="1872"/>
+            <w:tcW w:type="dxa" w:w="1728"/>
             <w:tcBorders>
               <w:top w:val="single" w:sz="4" w:color="E9ECEF"/>
               <w:left w:val="single" w:sz="4" w:color="E9ECEF"/>
@@ -4472,7 +4472,7 @@
                 <w:color w:val="59595B"/>
                 <w:sz w:val="19"/>
               </w:rPr>
-              <w:t>2026-04-09</w:t>
+              <w:t>—</w:t>
             </w:r>
           </w:p>
         </w:tc>
@@ -4505,7 +4505,7 @@
         </w:tc>
         <w:tc>
           <w:tcPr>
-            <w:tcW w:type="dxa" w:w="2592"/>
+            <w:tcW w:type="dxa" w:w="2448"/>
             <w:shd w:val="clear" w:color="auto" w:fill="F8F9FA"/>
             <w:tcBorders>
               <w:top w:val="single" w:sz="4" w:color="E9ECEF"/>
@@ -4532,7 +4532,7 @@
         </w:tc>
         <w:tc>
           <w:tcPr>
-            <w:tcW w:type="dxa" w:w="1872"/>
+            <w:tcW w:type="dxa" w:w="1728"/>
             <w:shd w:val="clear" w:color="auto" w:fill="F8F9FA"/>
             <w:tcBorders>
               <w:top w:val="single" w:sz="4" w:color="E9ECEF"/>
@@ -4559,7 +4559,7 @@
         </w:tc>
         <w:tc>
           <w:tcPr>
-            <w:tcW w:type="dxa" w:w="1872"/>
+            <w:tcW w:type="dxa" w:w="1728"/>
             <w:shd w:val="clear" w:color="auto" w:fill="F8F9FA"/>
             <w:tcBorders>
               <w:top w:val="single" w:sz="4" w:color="E9ECEF"/>
@@ -4635,7 +4635,7 @@
                 <w:color w:val="59595B"/>
                 <w:sz w:val="19"/>
               </w:rPr>
-              <w:t>2026-04-12</w:t>
+              <w:t>—</w:t>
             </w:r>
           </w:p>
         </w:tc>
@@ -4667,7 +4667,7 @@
         </w:tc>
         <w:tc>
           <w:tcPr>
-            <w:tcW w:type="dxa" w:w="2592"/>
+            <w:tcW w:type="dxa" w:w="2448"/>
             <w:tcBorders>
               <w:top w:val="single" w:sz="4" w:color="E9ECEF"/>
               <w:left w:val="single" w:sz="4" w:color="E9ECEF"/>
@@ -4693,7 +4693,7 @@
         </w:tc>
         <w:tc>
           <w:tcPr>
-            <w:tcW w:type="dxa" w:w="1872"/>
+            <w:tcW w:type="dxa" w:w="1728"/>
             <w:tcBorders>
               <w:top w:val="single" w:sz="4" w:color="E9ECEF"/>
               <w:left w:val="single" w:sz="4" w:color="E9ECEF"/>
@@ -4719,7 +4719,7 @@
         </w:tc>
         <w:tc>
           <w:tcPr>
-            <w:tcW w:type="dxa" w:w="1872"/>
+            <w:tcW w:type="dxa" w:w="1728"/>
             <w:tcBorders>
               <w:top w:val="single" w:sz="4" w:color="E9ECEF"/>
               <w:left w:val="single" w:sz="4" w:color="E9ECEF"/>
@@ -5013,6 +5013,78 @@
                 <w:color w:val="006DB6"/>
                 <w:sz w:val="28"/>
               </w:rPr>
+              <w:t xml:space="preserve">  Industry News &amp; Vendor Innovations</w:t>
+            </w:r>
+          </w:p>
+        </w:tc>
+      </w:tr>
+    </w:tbl>
+    <w:p>
+      <w:pPr>
+        <w:spacing w:after="160"/>
+      </w:pPr>
+      <w:r>
+        <w:rPr>
+          <w:rFonts w:ascii="Open Sans" w:hAnsi="Open Sans"/>
+          <w:b w:val="0"/>
+          <w:i w:val="0"/>
+          <w:color w:val="59595B"/>
+          <w:sz w:val="22"/>
+        </w:rPr>
+        <w:t>CrowdStrike announced no major platform changes this month. Routine detection-content updates and sensor improvements continued to roll out automatically. Technijian tracks CrowdStrike's release notes monthly so future updates land in this section as they're published.</w:t>
+      </w:r>
+    </w:p>
+    <w:p/>
+    <w:tbl>
+      <w:tblPr>
+        <w:tblW w:type="auto" w:w="0"/>
+        <w:tblLayout w:type="fixed"/>
+        <w:tblLook w:firstColumn="1" w:firstRow="1" w:lastColumn="0" w:lastRow="0" w:noHBand="0" w:noVBand="1" w:val="04A0"/>
+      </w:tblPr>
+      <w:tblGrid>
+        <w:gridCol w:w="94"/>
+        <w:gridCol w:w="8976"/>
+      </w:tblGrid>
+      <w:tr>
+        <w:tc>
+          <w:tcPr>
+            <w:tcW w:type="dxa" w:w="94"/>
+            <w:shd w:val="clear" w:color="auto" w:fill="006DB6"/>
+            <w:tcBorders>
+              <w:top w:val="nil"/>
+              <w:left w:val="nil"/>
+              <w:bottom w:val="nil"/>
+              <w:right w:val="nil"/>
+              <w:insideH w:val="nil"/>
+              <w:insideV w:val="nil"/>
+            </w:tcBorders>
+          </w:tcPr>
+          <w:p/>
+        </w:tc>
+        <w:tc>
+          <w:tcPr>
+            <w:tcW w:type="dxa" w:w="8976"/>
+            <w:tcBorders>
+              <w:top w:val="nil"/>
+              <w:left w:val="nil"/>
+              <w:bottom w:val="nil"/>
+              <w:right w:val="nil"/>
+              <w:insideH w:val="nil"/>
+              <w:insideV w:val="nil"/>
+            </w:tcBorders>
+          </w:tcPr>
+          <w:p>
+            <w:pPr>
+              <w:spacing w:before="80" w:after="80"/>
+            </w:pPr>
+            <w:r>
+              <w:rPr>
+                <w:rFonts w:ascii="Open Sans" w:hAnsi="Open Sans"/>
+                <w:b/>
+                <w:i w:val="0"/>
+                <w:color w:val="006DB6"/>
+                <w:sz w:val="28"/>
+              </w:rPr>
               <w:t xml:space="preserve">  Recommendations</w:t>
             </w:r>
           </w:p>
@@ -5031,7 +5103,184 @@
           <w:color w:val="59595B"/>
           <w:sz w:val="22"/>
         </w:rPr>
-        <w:t>No Critical or High severity alerts fired this month. Continue operating under your current Falcon policy and contact your Technijian account manager if you plan to add or remove endpoints.</w:t>
+        <w:t>No Critical or High severity alerts fired this month. Continue operating under your current Falcon policy and email support@technijian.com if you plan to add or remove endpoints.</w:t>
+      </w:r>
+    </w:p>
+    <w:p/>
+    <w:tbl>
+      <w:tblPr>
+        <w:tblW w:type="auto" w:w="0"/>
+        <w:tblLayout w:type="fixed"/>
+        <w:tblLook w:firstColumn="1" w:firstRow="1" w:lastColumn="0" w:lastRow="0" w:noHBand="0" w:noVBand="1" w:val="04A0"/>
+      </w:tblPr>
+      <w:tblGrid>
+        <w:gridCol w:w="94"/>
+        <w:gridCol w:w="8976"/>
+      </w:tblGrid>
+      <w:tr>
+        <w:tc>
+          <w:tcPr>
+            <w:tcW w:type="dxa" w:w="94"/>
+            <w:shd w:val="clear" w:color="auto" w:fill="006DB6"/>
+            <w:tcBorders>
+              <w:top w:val="nil"/>
+              <w:left w:val="nil"/>
+              <w:bottom w:val="nil"/>
+              <w:right w:val="nil"/>
+              <w:insideH w:val="nil"/>
+              <w:insideV w:val="nil"/>
+            </w:tcBorders>
+          </w:tcPr>
+          <w:p/>
+        </w:tc>
+        <w:tc>
+          <w:tcPr>
+            <w:tcW w:type="dxa" w:w="8976"/>
+            <w:tcBorders>
+              <w:top w:val="nil"/>
+              <w:left w:val="nil"/>
+              <w:bottom w:val="nil"/>
+              <w:right w:val="nil"/>
+              <w:insideH w:val="nil"/>
+              <w:insideV w:val="nil"/>
+            </w:tcBorders>
+          </w:tcPr>
+          <w:p>
+            <w:pPr>
+              <w:spacing w:before="80" w:after="80"/>
+            </w:pPr>
+            <w:r>
+              <w:rPr>
+                <w:rFonts w:ascii="Open Sans" w:hAnsi="Open Sans"/>
+                <w:b/>
+                <w:i w:val="0"/>
+                <w:color w:val="006DB6"/>
+                <w:sz w:val="28"/>
+              </w:rPr>
+              <w:t xml:space="preserve">  How This Protection Works</w:t>
+            </w:r>
+          </w:p>
+        </w:tc>
+      </w:tr>
+    </w:tbl>
+    <w:p>
+      <w:pPr>
+        <w:spacing w:after="160"/>
+      </w:pPr>
+      <w:r>
+        <w:rPr>
+          <w:rFonts w:ascii="Open Sans" w:hAnsi="Open Sans"/>
+          <w:b w:val="0"/>
+          <w:i w:val="0"/>
+          <w:color w:val="59595B"/>
+          <w:sz w:val="22"/>
+        </w:rPr>
+        <w:t>Your endpoints are protected by a layered security stack — CrowdStrike Falcon and Huntress working alongside each other — chosen and managed by Technijian as an MSP best-practice configuration. Here's what each piece does and why we run both.</w:t>
+      </w:r>
+    </w:p>
+    <w:p>
+      <w:pPr>
+        <w:spacing w:after="160"/>
+      </w:pPr>
+      <w:r>
+        <w:rPr>
+          <w:rFonts w:ascii="Open Sans" w:hAnsi="Open Sans"/>
+          <w:b/>
+          <w:i w:val="0"/>
+          <w:color w:val="1A1A2E"/>
+          <w:sz w:val="24"/>
+        </w:rPr>
+        <w:t>CrowdStrike Falcon: AI-driven EDR with the Falcon Overwatch SOC</w:t>
+      </w:r>
+    </w:p>
+    <w:p>
+      <w:pPr>
+        <w:spacing w:after="160"/>
+      </w:pPr>
+      <w:r>
+        <w:rPr>
+          <w:rFonts w:ascii="Open Sans" w:hAnsi="Open Sans"/>
+          <w:b w:val="0"/>
+          <w:i w:val="0"/>
+          <w:color w:val="59595B"/>
+          <w:sz w:val="22"/>
+        </w:rPr>
+        <w:t>CrowdStrike Falcon is the EDR (Endpoint Detection and Response) layer. Falcon's behavioral AI inspects every process, network connection, and file operation on your endpoints in real time and stops identified threats before they can execute. On top of the AI, CrowdStrike's Falcon Overwatch managed-threat-hunting team — the same elite NOC that protects Fortune 500s and government agencies — watches your environment 24×7 looking for the kind of slow, low-and-slow adversary tradecraft that automated detection alone can miss. Overwatch hunters reach out directly when they see something that needs immediate action.</w:t>
+      </w:r>
+    </w:p>
+    <w:p>
+      <w:pPr>
+        <w:spacing w:after="160"/>
+      </w:pPr>
+      <w:r>
+        <w:rPr>
+          <w:rFonts w:ascii="Open Sans" w:hAnsi="Open Sans"/>
+          <w:b/>
+          <w:i w:val="0"/>
+          <w:color w:val="1A1A2E"/>
+          <w:sz w:val="24"/>
+        </w:rPr>
+        <w:t>Huntress: managed detection &amp; response with a 24×7 SOC</w:t>
+      </w:r>
+    </w:p>
+    <w:p>
+      <w:pPr>
+        <w:spacing w:after="160"/>
+      </w:pPr>
+      <w:r>
+        <w:rPr>
+          <w:rFonts w:ascii="Open Sans" w:hAnsi="Open Sans"/>
+          <w:b w:val="0"/>
+          <w:i w:val="0"/>
+          <w:color w:val="59595B"/>
+          <w:sz w:val="22"/>
+        </w:rPr>
+        <w:t>Huntress runs its own Security Operations Center staffed with threat hunters who review every signal that fires on your endpoints around the clock — not just nights and weekends, but 24×7×365. When the Huntress agent flags suspicious behavior (persistence mechanisms, process injection, credential abuse, known-bad files), the activity is examined by Huntress threat hunters BEFORE it ever reaches Technijian. False positives are filtered out at the source so that what does reach our team is signal, not noise. When Huntress sees something that needs attention, they coordinate response with Technijian and provide guided remediation playbooks.</w:t>
+      </w:r>
+    </w:p>
+    <w:p>
+      <w:pPr>
+        <w:spacing w:after="160"/>
+      </w:pPr>
+      <w:r>
+        <w:rPr>
+          <w:rFonts w:ascii="Open Sans" w:hAnsi="Open Sans"/>
+          <w:b/>
+          <w:i w:val="0"/>
+          <w:color w:val="1A1A2E"/>
+          <w:sz w:val="24"/>
+        </w:rPr>
+        <w:t>Why both? Defense in depth.</w:t>
+      </w:r>
+    </w:p>
+    <w:p>
+      <w:pPr>
+        <w:spacing w:after="160"/>
+      </w:pPr>
+      <w:r>
+        <w:rPr>
+          <w:rFonts w:ascii="Open Sans" w:hAnsi="Open Sans"/>
+          <w:b w:val="0"/>
+          <w:i w:val="0"/>
+          <w:color w:val="59595B"/>
+          <w:sz w:val="22"/>
+        </w:rPr>
+        <w:t>CrowdStrike and Huntress are deliberately complementary. CrowdStrike's Falcon is industry-leading nation-state-grade EDR with the broadest telemetry collection and the most mature threat-intel feed in the market. Huntress is tuned for the SMB and mid-market threat landscape — phishing-driven footholds, persistence tradecraft, credential theft, and the kinds of attacks that target managed-service customers. They use different detection styles, different telemetry sources, and different threat-intelligence pipelines.</w:t>
+      </w:r>
+    </w:p>
+    <w:p>
+      <w:pPr>
+        <w:spacing w:after="160"/>
+      </w:pPr>
+      <w:r>
+        <w:rPr>
+          <w:rFonts w:ascii="Open Sans" w:hAnsi="Open Sans"/>
+          <w:b w:val="0"/>
+          <w:i w:val="0"/>
+          <w:color w:val="59595B"/>
+          <w:sz w:val="22"/>
+        </w:rPr>
+        <w:t>Running them together gives your endpoints two independent sets of expert eyes — CrowdStrike's Overwatch team and Huntress's SOC — both watching 24×7. If one platform misses something, the other is extremely likely to catch it. This redundant, layered approach is the configuration Technijian recommends as best-in-class endpoint protection for clients who can't afford a security incident.</w:t>
       </w:r>
     </w:p>
     <w:p/>

--- a/clients/cbl/crowdstrike/monthly/2026-04/CBL-CrowdStrike-Activity-2026-04.docx
+++ b/clients/cbl/crowdstrike/monthly/2026-04/CBL-CrowdStrike-Activity-2026-04.docx
@@ -5157,6 +5157,201 @@
                 <w:color w:val="006DB6"/>
                 <w:sz w:val="28"/>
               </w:rPr>
+              <w:t xml:space="preserve">  Compliance Alignment</w:t>
+            </w:r>
+          </w:p>
+        </w:tc>
+      </w:tr>
+    </w:tbl>
+    <w:p>
+      <w:pPr>
+        <w:spacing w:after="160"/>
+      </w:pPr>
+      <w:r>
+        <w:rPr>
+          <w:rFonts w:ascii="Open Sans" w:hAnsi="Open Sans"/>
+          <w:b w:val="0"/>
+          <w:i w:val="0"/>
+          <w:color w:val="59595B"/>
+          <w:sz w:val="22"/>
+        </w:rPr>
+        <w:t>This client's industry classification is Financial Services. Based on that classification, the data Technijian's stack is helping protect is most likely characterized as: NPI / PCI.</w:t>
+      </w:r>
+    </w:p>
+    <w:p>
+      <w:pPr>
+        <w:spacing w:after="160"/>
+      </w:pPr>
+      <w:r>
+        <w:rPr>
+          <w:rFonts w:ascii="Open Sans" w:hAnsi="Open Sans"/>
+          <w:b w:val="0"/>
+          <w:i w:val="0"/>
+          <w:color w:val="59595B"/>
+          <w:sz w:val="21"/>
+        </w:rPr>
+        <w:t>Financial-services clients handle non-public personal information (NPI) and payment data. GLBA Safeguards Rule requires a written information-security program. SOC 2 Type II is increasingly the de-facto standard for vendor diligence. PCI DSS applies wherever cards are accepted (including custodial fee processing).</w:t>
+      </w:r>
+    </w:p>
+    <w:p>
+      <w:pPr>
+        <w:spacing w:after="160"/>
+      </w:pPr>
+      <w:r>
+        <w:rPr>
+          <w:rFonts w:ascii="Open Sans" w:hAnsi="Open Sans"/>
+          <w:b/>
+          <w:i w:val="0"/>
+          <w:color w:val="1A1A2E"/>
+          <w:sz w:val="22"/>
+        </w:rPr>
+        <w:t>How Technijian's monitoring stack supports each framework:</w:t>
+      </w:r>
+    </w:p>
+    <w:p>
+      <w:pPr>
+        <w:pStyle w:val="ListBullet"/>
+        <w:spacing w:after="80"/>
+      </w:pPr>
+      <w:r>
+        <w:rPr>
+          <w:rFonts w:ascii="Open Sans" w:hAnsi="Open Sans"/>
+          <w:b/>
+          <w:i w:val="0"/>
+          <w:color w:val="1A1A2E"/>
+          <w:sz w:val="22"/>
+        </w:rPr>
+        <w:t xml:space="preserve">SOC 2: </w:t>
+      </w:r>
+      <w:r>
+        <w:rPr>
+          <w:rFonts w:ascii="Open Sans" w:hAnsi="Open Sans"/>
+          <w:b w:val="0"/>
+          <w:i w:val="0"/>
+          <w:color w:val="59595B"/>
+          <w:sz w:val="22"/>
+        </w:rPr>
+        <w:t>continuous monitoring, change tracking, patch evidence, and incident logs are produced monthly so SOC 2 Type II auditors can sample directly from the artifacts Technijian already generates.</w:t>
+      </w:r>
+    </w:p>
+    <w:p>
+      <w:pPr>
+        <w:pStyle w:val="ListBullet"/>
+        <w:spacing w:after="80"/>
+      </w:pPr>
+      <w:r>
+        <w:rPr>
+          <w:rFonts w:ascii="Open Sans" w:hAnsi="Open Sans"/>
+          <w:b/>
+          <w:i w:val="0"/>
+          <w:color w:val="1A1A2E"/>
+          <w:sz w:val="22"/>
+        </w:rPr>
+        <w:t xml:space="preserve">GLBA: </w:t>
+      </w:r>
+      <w:r>
+        <w:rPr>
+          <w:rFonts w:ascii="Open Sans" w:hAnsi="Open Sans"/>
+          <w:b w:val="0"/>
+          <w:i w:val="0"/>
+          <w:color w:val="59595B"/>
+          <w:sz w:val="22"/>
+        </w:rPr>
+        <w:t>endpoint protection plus role-based access enforcement help satisfy the GLBA Safeguards Rule's information-security program requirements (16 CFR §314).</w:t>
+      </w:r>
+    </w:p>
+    <w:p>
+      <w:pPr>
+        <w:pStyle w:val="ListBullet"/>
+        <w:spacing w:after="80"/>
+      </w:pPr>
+      <w:r>
+        <w:rPr>
+          <w:rFonts w:ascii="Open Sans" w:hAnsi="Open Sans"/>
+          <w:b/>
+          <w:i w:val="0"/>
+          <w:color w:val="1A1A2E"/>
+          <w:sz w:val="22"/>
+        </w:rPr>
+        <w:t xml:space="preserve">PCI DSS: </w:t>
+      </w:r>
+      <w:r>
+        <w:rPr>
+          <w:rFonts w:ascii="Open Sans" w:hAnsi="Open Sans"/>
+          <w:b w:val="0"/>
+          <w:i w:val="0"/>
+          <w:color w:val="59595B"/>
+          <w:sz w:val="22"/>
+        </w:rPr>
+        <w:t>system patching, anti-malware, and continuous vulnerability monitoring satisfy PCI DSS 4.0 Requirements 5, 6, 11, and 12. Technijian's monthly reports are the audit evidence.</w:t>
+      </w:r>
+    </w:p>
+    <w:p>
+      <w:pPr>
+        <w:spacing w:after="160"/>
+      </w:pPr>
+      <w:r>
+        <w:rPr>
+          <w:rFonts w:ascii="Open Sans" w:hAnsi="Open Sans"/>
+          <w:b w:val="0"/>
+          <w:i w:val="0"/>
+          <w:color w:val="59595B"/>
+          <w:sz w:val="19"/>
+        </w:rPr>
+        <w:t>This classification was generated automatically from the client's name and contact-domain signals. If the industry or compliance scope shown here doesn't match your operations, please reply to this report and we'll update the classification — Technijian's team can also produce a deeper compliance-posture report on request.</w:t>
+      </w:r>
+    </w:p>
+    <w:p/>
+    <w:tbl>
+      <w:tblPr>
+        <w:tblW w:type="auto" w:w="0"/>
+        <w:tblLayout w:type="fixed"/>
+        <w:tblLook w:firstColumn="1" w:firstRow="1" w:lastColumn="0" w:lastRow="0" w:noHBand="0" w:noVBand="1" w:val="04A0"/>
+      </w:tblPr>
+      <w:tblGrid>
+        <w:gridCol w:w="94"/>
+        <w:gridCol w:w="8976"/>
+      </w:tblGrid>
+      <w:tr>
+        <w:tc>
+          <w:tcPr>
+            <w:tcW w:type="dxa" w:w="94"/>
+            <w:shd w:val="clear" w:color="auto" w:fill="006DB6"/>
+            <w:tcBorders>
+              <w:top w:val="nil"/>
+              <w:left w:val="nil"/>
+              <w:bottom w:val="nil"/>
+              <w:right w:val="nil"/>
+              <w:insideH w:val="nil"/>
+              <w:insideV w:val="nil"/>
+            </w:tcBorders>
+          </w:tcPr>
+          <w:p/>
+        </w:tc>
+        <w:tc>
+          <w:tcPr>
+            <w:tcW w:type="dxa" w:w="8976"/>
+            <w:tcBorders>
+              <w:top w:val="nil"/>
+              <w:left w:val="nil"/>
+              <w:bottom w:val="nil"/>
+              <w:right w:val="nil"/>
+              <w:insideH w:val="nil"/>
+              <w:insideV w:val="nil"/>
+            </w:tcBorders>
+          </w:tcPr>
+          <w:p>
+            <w:pPr>
+              <w:spacing w:before="80" w:after="80"/>
+            </w:pPr>
+            <w:r>
+              <w:rPr>
+                <w:rFonts w:ascii="Open Sans" w:hAnsi="Open Sans"/>
+                <w:b/>
+                <w:i w:val="0"/>
+                <w:color w:val="006DB6"/>
+                <w:sz w:val="28"/>
+              </w:rPr>
               <w:t xml:space="preserve">  How This Protection Works</w:t>
             </w:r>
           </w:p>

--- a/clients/cbl/crowdstrike/monthly/2026-04/CBL-CrowdStrike-Activity-2026-04.docx
+++ b/clients/cbl/crowdstrike/monthly/2026-04/CBL-CrowdStrike-Activity-2026-04.docx
@@ -4962,6 +4962,68 @@
         <w:t>Endpoint inventory, sensor version, and detection telemetry were captured to support your security posture reviews and compliance reporting.</w:t>
       </w:r>
     </w:p>
+    <w:p>
+      <w:pPr>
+        <w:spacing w:after="160"/>
+      </w:pPr>
+      <w:r>
+        <w:rPr>
+          <w:rFonts w:ascii="Open Sans" w:hAnsi="Open Sans"/>
+          <w:b/>
+          <w:i w:val="0"/>
+          <w:color w:val="1A1A2E"/>
+          <w:sz w:val="24"/>
+        </w:rPr>
+        <w:t>Specific work delivered this month</w:t>
+      </w:r>
+    </w:p>
+    <w:p>
+      <w:pPr>
+        <w:spacing w:after="160"/>
+      </w:pPr>
+      <w:r>
+        <w:rPr>
+          <w:rFonts w:ascii="Open Sans" w:hAnsi="Open Sans"/>
+          <w:b w:val="0"/>
+          <w:i w:val="0"/>
+          <w:color w:val="59595B"/>
+          <w:sz w:val="22"/>
+        </w:rPr>
+        <w:t>These items are pulled directly from the time entries and tickets logged by Technijian's team during the period — actual work, not estimates.</w:t>
+      </w:r>
+    </w:p>
+    <w:p>
+      <w:pPr>
+        <w:pStyle w:val="ListBullet"/>
+        <w:spacing w:after="80"/>
+      </w:pPr>
+      <w:r>
+        <w:rPr>
+          <w:rFonts w:ascii="Open Sans" w:hAnsi="Open Sans"/>
+          <w:b w:val="0"/>
+          <w:i w:val="0"/>
+          <w:color w:val="59595B"/>
+          <w:sz w:val="22"/>
+        </w:rPr>
+        <w:t>CrowdStrike Sensor Updated with Version 7.35.20709.0: CLBLENOVA, CLBSHEDPC (handled by D. Bhardwaj) — 0.5h of tech effort</w:t>
+      </w:r>
+    </w:p>
+    <w:p>
+      <w:pPr>
+        <w:pStyle w:val="ListBullet"/>
+        <w:spacing w:after="80"/>
+      </w:pPr>
+      <w:r>
+        <w:rPr>
+          <w:rFonts w:ascii="Open Sans" w:hAnsi="Open Sans"/>
+          <w:b w:val="0"/>
+          <w:i w:val="0"/>
+          <w:color w:val="59595B"/>
+          <w:sz w:val="22"/>
+        </w:rPr>
+        <w:t>CrowdStrike Sensor Updated with Version 7.35.20709.0: CLBLENOVA, CLBSHEDPC — 0.5h on 2026-04-19</w:t>
+      </w:r>
+    </w:p>
     <w:p/>
     <w:tbl>
       <w:tblPr>
